--- a/models/PNRR/Checklist.docx
+++ b/models/PNRR/Checklist.docx
@@ -35180,16 +35180,17 @@
             <w:framePr w:hSpace="0" w:wrap="auto" w:vAnchor="margin" w:xAlign="left" w:yAlign="inline"/>
             <w:spacing w:after="0"/>
             <w:suppressOverlap w:val="0"/>
+            <w:jc w:val="center"/>
           </w:pPr>
           <w:r>
             <w:rPr>
               <w:noProof/>
             </w:rPr>
             <w:drawing>
-              <wp:inline distT="0" distB="0" distL="0" distR="0" wp14:anchorId="74B342F2" wp14:editId="1C1C2EAF">
-                <wp:extent cx="900000" cy="253899"/>
-                <wp:effectExtent l="0" t="0" r="0" b="0"/>
-                <wp:docPr id="1" name="Picture 12" descr="Icon&#10;&#10;Description automatically generated"/>
+              <wp:inline distT="0" distB="0" distL="0" distR="0" wp14:anchorId="66B14FAC" wp14:editId="3B4A683B">
+                <wp:extent cx="1136650" cy="445135"/>
+                <wp:effectExtent l="0" t="0" r="6350" b="0"/>
+                <wp:docPr id="3" name="Immagine 3"/>
                 <wp:cNvGraphicFramePr>
                   <a:graphicFrameLocks xmlns:a="http://schemas.openxmlformats.org/drawingml/2006/main" noChangeAspect="1"/>
                 </wp:cNvGraphicFramePr>
@@ -35197,8 +35198,10 @@
                   <a:graphicData uri="http://schemas.openxmlformats.org/drawingml/2006/picture">
                     <pic:pic xmlns:pic="http://schemas.openxmlformats.org/drawingml/2006/picture">
                       <pic:nvPicPr>
-                        <pic:cNvPr id="3" name="Picture 3" descr="Icon&#10;&#10;Description automatically generated"/>
-                        <pic:cNvPicPr/>
+                        <pic:cNvPr id="0" name="Picture 1"/>
+                        <pic:cNvPicPr>
+                          <a:picLocks noChangeAspect="1" noChangeArrowheads="1"/>
+                        </pic:cNvPicPr>
                       </pic:nvPicPr>
                       <pic:blipFill>
                         <a:blip r:embed="rId1">
@@ -35208,18 +35211,23 @@
                             </a:ext>
                           </a:extLst>
                         </a:blip>
+                        <a:srcRect/>
                         <a:stretch>
                           <a:fillRect/>
                         </a:stretch>
                       </pic:blipFill>
-                      <pic:spPr>
+                      <pic:spPr bwMode="auto">
                         <a:xfrm>
                           <a:off x="0" y="0"/>
-                          <a:ext cx="900000" cy="253899"/>
+                          <a:ext cx="1136650" cy="445135"/>
                         </a:xfrm>
                         <a:prstGeom prst="rect">
                           <a:avLst/>
                         </a:prstGeom>
+                        <a:noFill/>
+                        <a:ln>
+                          <a:noFill/>
+                        </a:ln>
                       </pic:spPr>
                     </pic:pic>
                   </a:graphicData>
@@ -35236,36 +35244,12 @@
             <w:suppressOverlap w:val="0"/>
             <w:jc w:val="center"/>
           </w:pPr>
-          <w:r>
-            <w:t>Istituto per la Protezione Sostenibile delle Piante</w:t>
-          </w:r>
-        </w:p>
-        <w:p>
-          <w:pPr>
-            <w:pStyle w:val="Piedipagina"/>
-            <w:framePr w:hSpace="0" w:wrap="auto" w:vAnchor="margin" w:xAlign="left" w:yAlign="inline"/>
-            <w:spacing w:after="0"/>
-            <w:suppressOverlap w:val="0"/>
-            <w:jc w:val="center"/>
-          </w:pPr>
-          <w:r>
-            <w:t>www.ipsp.cnr.it</w:t>
-          </w:r>
-        </w:p>
-        <w:p>
-          <w:pPr>
-            <w:pStyle w:val="Piedipagina"/>
-            <w:framePr w:hSpace="0" w:wrap="auto" w:vAnchor="margin" w:xAlign="left" w:yAlign="inline"/>
-            <w:spacing w:after="0"/>
-            <w:suppressOverlap w:val="0"/>
-            <w:jc w:val="center"/>
-          </w:pPr>
           <w:hyperlink r:id="rId2" w:history="1">
             <w:r>
               <w:rPr>
                 <w:rStyle w:val="Collegamentoipertestuale"/>
               </w:rPr>
-              <w:t>segreteria@ipsp.cnr.it</w:t>
+              <w:t>www.ipsp.cnr.it</w:t>
             </w:r>
           </w:hyperlink>
         </w:p>
@@ -35278,6 +35262,23 @@
             <w:jc w:val="center"/>
           </w:pPr>
           <w:hyperlink r:id="rId3" w:history="1">
+            <w:r>
+              <w:rPr>
+                <w:rStyle w:val="Collegamentoipertestuale"/>
+              </w:rPr>
+              <w:t>segreteria.ipsp@cnr.it</w:t>
+            </w:r>
+          </w:hyperlink>
+        </w:p>
+        <w:p>
+          <w:pPr>
+            <w:pStyle w:val="Piedipagina"/>
+            <w:framePr w:hSpace="0" w:wrap="auto" w:vAnchor="margin" w:xAlign="left" w:yAlign="inline"/>
+            <w:spacing w:after="0"/>
+            <w:suppressOverlap w:val="0"/>
+            <w:jc w:val="center"/>
+          </w:pPr>
+          <w:hyperlink r:id="rId4" w:history="1">
             <w:r>
               <w:rPr>
                 <w:rStyle w:val="Collegamentoipertestuale"/>
@@ -35354,7 +35355,37 @@
             <w:rPr>
               <w:b/>
             </w:rPr>
-            <w:t>Torino Sede Istituzionale</w:t>
+            <w:t xml:space="preserve">Torino </w:t>
+          </w:r>
+          <w:r>
+            <w:rPr>
+              <w:b/>
+            </w:rPr>
+            <w:t>(sede</w:t>
+          </w:r>
+          <w:r>
+            <w:rPr>
+              <w:b/>
+            </w:rPr>
+            <w:t xml:space="preserve"> </w:t>
+          </w:r>
+          <w:r>
+            <w:rPr>
+              <w:b/>
+            </w:rPr>
+            <w:t>i</w:t>
+          </w:r>
+          <w:r>
+            <w:rPr>
+              <w:b/>
+            </w:rPr>
+            <w:t>stituzionale</w:t>
+          </w:r>
+          <w:r>
+            <w:rPr>
+              <w:b/>
+            </w:rPr>
+            <w:t>)</w:t>
           </w:r>
           <w:r>
             <w:t xml:space="preserve"> – Strada delle Cacce, 73 – 10135 Torino, Tel. + 39 0113977911</w:t>
@@ -35390,10 +35421,37 @@
             <w:rPr>
               <w:b/>
             </w:rPr>
-            <w:t>Legnaro (PD)</w:t>
+            <w:t>Padova</w:t>
           </w:r>
           <w:r>
-            <w:t xml:space="preserve"> – Viale dell’Università, 16 – 35020 Legnaro (PD), Tel. +39 0498272819</w:t>
+            <w:t xml:space="preserve"> – </w:t>
+          </w:r>
+          <w:r>
+            <w:t>Corso Stati Uniti</w:t>
+          </w:r>
+          <w:r>
+            <w:t xml:space="preserve">, </w:t>
+          </w:r>
+          <w:r>
+            <w:t>4</w:t>
+          </w:r>
+          <w:r>
+            <w:t xml:space="preserve"> – </w:t>
+          </w:r>
+          <w:r>
+            <w:t>35127</w:t>
+          </w:r>
+          <w:r>
+            <w:t xml:space="preserve"> </w:t>
+          </w:r>
+          <w:r>
+            <w:t>Padova</w:t>
+          </w:r>
+          <w:r>
+            <w:t xml:space="preserve">, Tel. +39 </w:t>
+          </w:r>
+          <w:r>
+            <w:t>0498295649</w:t>
           </w:r>
         </w:p>
         <w:p>
@@ -46928,6 +46986,18 @@
       <w:szCs w:val="16"/>
     </w:rPr>
   </w:style>
+  <w:style w:type="character" w:styleId="Menzionenonrisolta">
+    <w:name w:val="Unresolved Mention"/>
+    <w:basedOn w:val="Carpredefinitoparagrafo"/>
+    <w:uiPriority w:val="99"/>
+    <w:semiHidden/>
+    <w:unhideWhenUsed/>
+    <w:rsid w:val="00551816"/>
+    <w:rPr>
+      <w:color w:val="605E5C"/>
+      <w:shd w:val="clear" w:color="auto" w:fill="E1DFDD"/>
+    </w:rPr>
+  </w:style>
 </w:styles>
 </file>
 

--- a/models/PNRR/Checklist.docx
+++ b/models/PNRR/Checklist.docx
@@ -47297,28 +47297,28 @@
 </file>
 
 <file path=customXml/item1.xml><?xml version="1.0" encoding="utf-8"?>
-<b:Sources xmlns:b="http://schemas.openxmlformats.org/officeDocument/2006/bibliography" xmlns="http://schemas.openxmlformats.org/officeDocument/2006/bibliography" SelectedStyle="\APASixthEditionOfficeOnline.xsl" StyleName="APA" Version="6"/>
-</file>
-
-<file path=customXml/item2.xml><?xml version="1.0" encoding="utf-8"?>
 <go:gDocsCustomXmlDataStorage xmlns:go="http://customooxmlschemas.google.com/" xmlns:r="http://schemas.openxmlformats.org/officeDocument/2006/relationships" uri="GoogleDocsCustomDataVersion2">
   <go:docsCustomData xmlns:go="http://customooxmlschemas.google.com/" roundtripDataSignature="AMtx7miw8pQ+wagO0JVCodBRpTeSPhedFQ==">CgMxLjAyCGguZ2pkZ3hzMgloLjMwajB6bGw4AHIhMTFFNzdsQ0ZjOWFKQW5jcE55LXZEMFdtMmkxeDVUUVBI</go:docsCustomData>
 </go:gDocsCustomXmlDataStorage>
 </file>
 
-<file path=customXml/itemProps1.xml><?xml version="1.0" encoding="utf-8"?>
-<ds:datastoreItem xmlns:ds="http://schemas.openxmlformats.org/officeDocument/2006/customXml" ds:itemID="{698D28B8-6759-4B2F-8CF5-C079CB1D707A}">
-  <ds:schemaRefs>
-    <ds:schemaRef ds:uri="http://schemas.openxmlformats.org/officeDocument/2006/bibliography"/>
-  </ds:schemaRefs>
-</ds:datastoreItem>
+<file path=customXml/item2.xml><?xml version="1.0" encoding="utf-8"?>
+<b:Sources xmlns:b="http://schemas.openxmlformats.org/officeDocument/2006/bibliography" xmlns="http://schemas.openxmlformats.org/officeDocument/2006/bibliography" SelectedStyle="\APASixthEditionOfficeOnline.xsl" StyleName="APA" Version="6"/>
 </file>
 
-<file path=customXml/itemProps2.xml><?xml version="1.0" encoding="utf-8"?>
+<file path=customXml/itemProps1.xml><?xml version="1.0" encoding="utf-8"?>
 <ds:datastoreItem xmlns:ds="http://schemas.openxmlformats.org/officeDocument/2006/customXml" ds:itemID="{11111111-1234-1234-1234-123412341234}">
   <ds:schemaRefs>
     <ds:schemaRef ds:uri="http://customooxmlschemas.google.com/"/>
     <ds:schemaRef ds:uri="http://schemas.openxmlformats.org/officeDocument/2006/relationships"/>
   </ds:schemaRefs>
 </ds:datastoreItem>
+</file>
+
+<file path=customXml/itemProps2.xml><?xml version="1.0" encoding="utf-8"?>
+<ds:datastoreItem xmlns:ds="http://schemas.openxmlformats.org/officeDocument/2006/customXml" ds:itemID="{698D28B8-6759-4B2F-8CF5-C079CB1D707A}">
+  <ds:schemaRefs>
+    <ds:schemaRef ds:uri="http://schemas.openxmlformats.org/officeDocument/2006/bibliography"/>
+  </ds:schemaRefs>
+</ds:datastoreItem>
 </file>